--- a/aura-documents/output/word/05-client-forms/01-guest-registration-intake-form.docx
+++ b/aura-documents/output/word/05-client-forms/01-guest-registration-intake-form.docx
@@ -30,7 +30,7 @@
           <w:color w:val="7A6753"/>
           <w:sz w:val="16"/>
         </w:rPr>
-        <w:t xml:space="preserve">Document No. AUR-FRM-01 · Version 0.1 (Draft) · Owner: General Manager · Effective: </w:t>
+        <w:t xml:space="preserve">Document No. AUR-FRM-01 · Version 0.2 (Draft) · Owner: General Manager · Effective: </w:t>
       </w:r>
       <w:r>
         <w:rPr>
@@ -75,7 +75,7 @@
           <w:color w:val="4A3A2C"/>
           <w:sz w:val="18"/>
         </w:rPr>
-        <w:t>Please also complete the Health Questionnaire (AUR-FRM-02). Your Host will review both with you before your first session.</w:t>
+        <w:t>Please also complete the Health Questionnaire (AUR-FRM-02). Your first visit begins with a consultation with one of our Healers, who will review both with you, identify the core issue and design a personalised package for you.</w:t>
       </w:r>
     </w:p>
     <w:p>
@@ -1353,7 +1353,7 @@
                 <w:color w:val="4A3A2C"/>
                 <w:sz w:val="17"/>
               </w:rPr>
-              <w:t>☐ Instagram</w:t>
+              <w:t>☐ Instagram / Facebook ad</w:t>
             </w:r>
           </w:p>
         </w:tc>
@@ -1416,7 +1416,7 @@
                 <w:color w:val="4A3A2C"/>
                 <w:sz w:val="17"/>
               </w:rPr>
-              <w:t>☐ Website / search</w:t>
+              <w:t>☐ Google ad / search</w:t>
             </w:r>
           </w:p>
         </w:tc>
@@ -1480,6 +1480,69 @@
                 <w:color w:val="4A3A2C"/>
                 <w:sz w:val="17"/>
               </w:rPr>
+              <w:t>☐ Website</w:t>
+            </w:r>
+          </w:p>
+        </w:tc>
+        <w:tc>
+          <w:tcPr>
+            <w:tcW w:type="dxa" w:w="3137"/>
+          </w:tcPr>
+          <w:p>
+            <w:pPr>
+              <w:spacing w:before="40" w:after="40" w:line="276" w:lineRule="auto"/>
+            </w:pPr>
+            <w:r>
+              <w:rPr>
+                <w:rFonts w:ascii="Jost" w:hAnsi="Jost" w:cs="Jost" w:eastAsia="Jost"/>
+                <w:b w:val="0"/>
+                <w:i w:val="0"/>
+                <w:color w:val="4A3A2C"/>
+                <w:sz w:val="17"/>
+              </w:rPr>
+              <w:t>☐ WhatsApp</w:t>
+            </w:r>
+          </w:p>
+        </w:tc>
+        <w:tc>
+          <w:tcPr>
+            <w:tcW w:type="dxa" w:w="3137"/>
+          </w:tcPr>
+          <w:p>
+            <w:pPr>
+              <w:spacing w:before="40" w:after="40" w:line="276" w:lineRule="auto"/>
+            </w:pPr>
+            <w:r>
+              <w:rPr>
+                <w:rFonts w:ascii="Jost" w:hAnsi="Jost" w:cs="Jost" w:eastAsia="Jost"/>
+                <w:b w:val="0"/>
+                <w:i w:val="0"/>
+                <w:color w:val="4A3A2C"/>
+                <w:sz w:val="17"/>
+              </w:rPr>
+              <w:t>☐ Instagram (not an ad)</w:t>
+            </w:r>
+          </w:p>
+        </w:tc>
+      </w:tr>
+      <w:tr>
+        <w:tc>
+          <w:tcPr>
+            <w:tcW w:type="dxa" w:w="3137"/>
+            <w:shd w:val="clear" w:color="auto" w:fill="FBF5EE"/>
+          </w:tcPr>
+          <w:p>
+            <w:pPr>
+              <w:spacing w:before="40" w:after="40" w:line="276" w:lineRule="auto"/>
+            </w:pPr>
+            <w:r>
+              <w:rPr>
+                <w:rFonts w:ascii="Jost" w:hAnsi="Jost" w:cs="Jost" w:eastAsia="Jost"/>
+                <w:b w:val="0"/>
+                <w:i w:val="0"/>
+                <w:color w:val="4A3A2C"/>
+                <w:sz w:val="17"/>
+              </w:rPr>
               <w:t>☐ Elevé Health</w:t>
             </w:r>
           </w:p>
@@ -1487,6 +1550,7 @@
         <w:tc>
           <w:tcPr>
             <w:tcW w:type="dxa" w:w="3137"/>
+            <w:shd w:val="clear" w:color="auto" w:fill="FBF5EE"/>
           </w:tcPr>
           <w:p>
             <w:pPr>
@@ -1507,6 +1571,7 @@
         <w:tc>
           <w:tcPr>
             <w:tcW w:type="dxa" w:w="3137"/>
+            <w:shd w:val="clear" w:color="auto" w:fill="FBF5EE"/>
           </w:tcPr>
           <w:p>
             <w:pPr>
@@ -1529,7 +1594,6 @@
         <w:tc>
           <w:tcPr>
             <w:tcW w:type="dxa" w:w="3137"/>
-            <w:shd w:val="clear" w:color="auto" w:fill="FBF5EE"/>
           </w:tcPr>
           <w:p>
             <w:pPr>
@@ -1550,7 +1614,6 @@
         <w:tc>
           <w:tcPr>
             <w:tcW w:type="dxa" w:w="3137"/>
-            <w:shd w:val="clear" w:color="auto" w:fill="FBF5EE"/>
           </w:tcPr>
           <w:p>
             <w:pPr>
@@ -1571,7 +1634,6 @@
         <w:tc>
           <w:tcPr>
             <w:tcW w:type="dxa" w:w="3137"/>
-            <w:shd w:val="clear" w:color="auto" w:fill="FBF5EE"/>
           </w:tcPr>
           <w:p>
             <w:pPr>
@@ -3039,7 +3101,7 @@
                 <w:color w:val="4A3A2C"/>
                 <w:sz w:val="17"/>
               </w:rPr>
-              <w:t>☐ Yoga ☐ Meditation ☐ Breathwork ☐ Massage ☐ Sauna / cold ☐ Other: ______</w:t>
+              <w:t>☐ Yoga ☐ Meditation ☐ Breathwork ☐ Sound healing ☐ Energy healing ☐ Sauna / cold ☐ Other: ______</w:t>
             </w:r>
           </w:p>
         </w:tc>
@@ -3252,7 +3314,7 @@
                 <w:color w:val="4A3A2C"/>
                 <w:sz w:val="17"/>
               </w:rPr>
-              <w:t>☐ Morning 8–11am ☐ Midday 11am–2pm ☐ Afternoon 2–5pm ☐ Evening 5–8pm</w:t>
+              <w:t>☐ Morning 9am–12pm ☐ Midday 12–3pm ☐ Afternoon 3–6pm ☐ Evening 6–9pm</w:t>
             </w:r>
           </w:p>
         </w:tc>
@@ -3575,6 +3637,135 @@
                 <w:color w:val="4A3A2C"/>
                 <w:sz w:val="17"/>
               </w:rPr>
+              <w:t>Sensitivity to sound or vibration (sound healing)</w:t>
+            </w:r>
+          </w:p>
+        </w:tc>
+        <w:tc>
+          <w:tcPr>
+            <w:tcW w:type="dxa" w:w="4706"/>
+            <w:shd w:val="clear" w:color="auto" w:fill="FBF5EE"/>
+          </w:tcPr>
+          <w:p>
+            <w:pPr>
+              <w:spacing w:before="40" w:after="40" w:line="276" w:lineRule="auto"/>
+            </w:pPr>
+            <w:r>
+              <w:rPr>
+                <w:rFonts w:ascii="Jost" w:hAnsi="Jost" w:cs="Jost" w:eastAsia="Jost"/>
+                <w:b w:val="0"/>
+                <w:i w:val="0"/>
+                <w:color w:val="4A3A2C"/>
+                <w:sz w:val="17"/>
+              </w:rPr>
+              <w:t>☐ No ☐ Yes: ______</w:t>
+            </w:r>
+          </w:p>
+        </w:tc>
+      </w:tr>
+      <w:tr>
+        <w:tc>
+          <w:tcPr>
+            <w:tcW w:type="dxa" w:w="4706"/>
+          </w:tcPr>
+          <w:p>
+            <w:pPr>
+              <w:spacing w:before="40" w:after="40" w:line="276" w:lineRule="auto"/>
+            </w:pPr>
+            <w:r>
+              <w:rPr>
+                <w:rFonts w:ascii="Jost" w:hAnsi="Jost" w:cs="Jost" w:eastAsia="Jost"/>
+                <w:b w:val="0"/>
+                <w:i w:val="0"/>
+                <w:color w:val="4A3A2C"/>
+                <w:sz w:val="17"/>
+              </w:rPr>
+              <w:t>Aura clothing size</w:t>
+            </w:r>
+          </w:p>
+        </w:tc>
+        <w:tc>
+          <w:tcPr>
+            <w:tcW w:type="dxa" w:w="4706"/>
+          </w:tcPr>
+          <w:p>
+            <w:pPr>
+              <w:spacing w:before="40" w:after="40" w:line="276" w:lineRule="auto"/>
+            </w:pPr>
+            <w:r>
+              <w:rPr>
+                <w:rFonts w:ascii="Jost" w:hAnsi="Jost" w:cs="Jost" w:eastAsia="Jost"/>
+                <w:b w:val="0"/>
+                <w:i w:val="0"/>
+                <w:color w:val="4A3A2C"/>
+                <w:sz w:val="17"/>
+              </w:rPr>
+              <w:t>☐ XS ☐ S ☐ M ☐ L ☐ XL</w:t>
+            </w:r>
+          </w:p>
+        </w:tc>
+      </w:tr>
+      <w:tr>
+        <w:tc>
+          <w:tcPr>
+            <w:tcW w:type="dxa" w:w="4706"/>
+            <w:shd w:val="clear" w:color="auto" w:fill="FBF5EE"/>
+          </w:tcPr>
+          <w:p>
+            <w:pPr>
+              <w:spacing w:before="40" w:after="40" w:line="276" w:lineRule="auto"/>
+            </w:pPr>
+            <w:r>
+              <w:rPr>
+                <w:rFonts w:ascii="Jost" w:hAnsi="Jost" w:cs="Jost" w:eastAsia="Jost"/>
+                <w:b w:val="0"/>
+                <w:i w:val="0"/>
+                <w:color w:val="4A3A2C"/>
+                <w:sz w:val="17"/>
+              </w:rPr>
+              <w:t>Slipper size (EU)</w:t>
+            </w:r>
+          </w:p>
+        </w:tc>
+        <w:tc>
+          <w:tcPr>
+            <w:tcW w:type="dxa" w:w="4706"/>
+            <w:shd w:val="clear" w:color="auto" w:fill="FBF5EE"/>
+          </w:tcPr>
+          <w:p>
+            <w:pPr>
+              <w:spacing w:before="40" w:after="40" w:line="276" w:lineRule="auto"/>
+            </w:pPr>
+            <w:r>
+              <w:rPr>
+                <w:rFonts w:ascii="Jost" w:hAnsi="Jost" w:cs="Jost" w:eastAsia="Jost"/>
+                <w:b w:val="0"/>
+                <w:i w:val="0"/>
+                <w:color w:val="4A3A2C"/>
+                <w:sz w:val="17"/>
+              </w:rPr>
+              <w:t>______</w:t>
+            </w:r>
+          </w:p>
+        </w:tc>
+      </w:tr>
+      <w:tr>
+        <w:tc>
+          <w:tcPr>
+            <w:tcW w:type="dxa" w:w="4706"/>
+          </w:tcPr>
+          <w:p>
+            <w:pPr>
+              <w:spacing w:before="40" w:after="40" w:line="276" w:lineRule="auto"/>
+            </w:pPr>
+            <w:r>
+              <w:rPr>
+                <w:rFonts w:ascii="Jost" w:hAnsi="Jost" w:cs="Jost" w:eastAsia="Jost"/>
+                <w:b w:val="0"/>
+                <w:i w:val="0"/>
+                <w:color w:val="4A3A2C"/>
+                <w:sz w:val="17"/>
+              </w:rPr>
               <w:t>Conversation level</w:t>
             </w:r>
           </w:p>
@@ -3582,7 +3773,6 @@
         <w:tc>
           <w:tcPr>
             <w:tcW w:type="dxa" w:w="4706"/>
-            <w:shd w:val="clear" w:color="auto" w:fill="FBF5EE"/>
           </w:tcPr>
           <w:p>
             <w:pPr>
@@ -3605,6 +3795,7 @@
         <w:tc>
           <w:tcPr>
             <w:tcW w:type="dxa" w:w="4706"/>
+            <w:shd w:val="clear" w:color="auto" w:fill="FBF5EE"/>
           </w:tcPr>
           <w:p>
             <w:pPr>
@@ -3625,6 +3816,7 @@
         <w:tc>
           <w:tcPr>
             <w:tcW w:type="dxa" w:w="4706"/>
+            <w:shd w:val="clear" w:color="auto" w:fill="FBF5EE"/>
           </w:tcPr>
           <w:p>
             <w:pPr>
@@ -3638,7 +3830,7 @@
                 <w:color w:val="4A3A2C"/>
                 <w:sz w:val="17"/>
               </w:rPr>
-              <w:t>☐ A first-visit 3-step sequence ("build my reset") ☐ Membership information ☐ IV nutrient therapy consultation</w:t>
+              <w:t>☐ A first-visit 3-step sequence ("build my reset") ☐ Membership information ☐ Guided Breathwork ☐ Sound Healing</w:t>
             </w:r>
           </w:p>
         </w:tc>
@@ -4003,7 +4195,27 @@
           <w:color w:val="4A3A2C"/>
           <w:sz w:val="20"/>
         </w:rPr>
-        <w:t xml:space="preserve">) collects the information on this form, and on your Health Questionnaire, to deliver safe, personalised wellness services, manage bookings and memberships, and contact you or your emergency contact if needed. Health information is treated as sensitive personal data under UAE Federal Decree-Law No. 45 of 2021 on the Protection of Personal Data (PDPL). It is seen only by your Host, the Clinical Lead and licensed clinicians who need it, and by Elevé Health only where needed for equipment safety, never for marketing. We keep it securely for </w:t>
+        <w:t xml:space="preserve">) collects the information on this form, and on your Health Questionnaire, to deliver safe, personalised wellness services, manage bookings and memberships, and contact you or your emergency contact if needed. Health information is treated as sensitive personal data under UAE Federal Decree-Law No. 45 of 2021 on the Protection of Personal Data (PDPL). It is seen only by your Host, your Healer, the General Manager and, where escalation is needed, the </w:t>
+      </w:r>
+      <w:r>
+        <w:rPr>
+          <w:rFonts w:ascii="Jost" w:hAnsi="Jost" w:cs="Jost" w:eastAsia="Jost"/>
+          <w:b w:val="0"/>
+          <w:i w:val="0"/>
+          <w:color w:val="A6754C"/>
+          <w:sz w:val="20"/>
+        </w:rPr>
+        <w:t>[Medical Director named on the licence]</w:t>
+      </w:r>
+      <w:r>
+        <w:rPr>
+          <w:rFonts w:ascii="Jost" w:hAnsi="Jost" w:cs="Jost" w:eastAsia="Jost"/>
+          <w:b w:val="0"/>
+          <w:i w:val="0"/>
+          <w:color w:val="4A3A2C"/>
+          <w:sz w:val="20"/>
+        </w:rPr>
+        <w:t xml:space="preserve">, and by Elevé Health only where needed for equipment safety, never for marketing. We keep it securely for </w:t>
       </w:r>
       <w:r>
         <w:rPr>
@@ -4490,6 +4702,92 @@
                 <w:color w:val="4A3A2C"/>
                 <w:sz w:val="17"/>
               </w:rPr>
+              <w:t>Healer consultation booked</w:t>
+            </w:r>
+          </w:p>
+        </w:tc>
+        <w:tc>
+          <w:tcPr>
+            <w:tcW w:type="dxa" w:w="4706"/>
+            <w:shd w:val="clear" w:color="auto" w:fill="FBF5EE"/>
+          </w:tcPr>
+          <w:p>
+            <w:pPr>
+              <w:spacing w:before="40" w:after="40" w:line="276" w:lineRule="auto"/>
+            </w:pPr>
+            <w:r>
+              <w:rPr>
+                <w:rFonts w:ascii="Jost" w:hAnsi="Jost" w:cs="Jost" w:eastAsia="Jost"/>
+                <w:b w:val="0"/>
+                <w:i w:val="0"/>
+                <w:color w:val="4A3A2C"/>
+                <w:sz w:val="17"/>
+              </w:rPr>
+              <w:t>☐ Yes — Healer: __________</w:t>
+            </w:r>
+          </w:p>
+        </w:tc>
+      </w:tr>
+      <w:tr>
+        <w:tc>
+          <w:tcPr>
+            <w:tcW w:type="dxa" w:w="4706"/>
+          </w:tcPr>
+          <w:p>
+            <w:pPr>
+              <w:spacing w:before="40" w:after="40" w:line="276" w:lineRule="auto"/>
+            </w:pPr>
+            <w:r>
+              <w:rPr>
+                <w:rFonts w:ascii="Jost" w:hAnsi="Jost" w:cs="Jost" w:eastAsia="Jost"/>
+                <w:b w:val="0"/>
+                <w:i w:val="0"/>
+                <w:color w:val="4A3A2C"/>
+                <w:sz w:val="17"/>
+              </w:rPr>
+              <w:t>Lead source (ad campaign, if known)</w:t>
+            </w:r>
+          </w:p>
+        </w:tc>
+        <w:tc>
+          <w:tcPr>
+            <w:tcW w:type="dxa" w:w="4706"/>
+          </w:tcPr>
+          <w:p>
+            <w:pPr>
+              <w:spacing w:before="40" w:after="40" w:line="276" w:lineRule="auto"/>
+            </w:pPr>
+            <w:r>
+              <w:rPr>
+                <w:rFonts w:ascii="Jost" w:hAnsi="Jost" w:cs="Jost" w:eastAsia="Jost"/>
+                <w:b w:val="0"/>
+                <w:i w:val="0"/>
+                <w:color w:val="4A3A2C"/>
+                <w:sz w:val="17"/>
+              </w:rPr>
+              <w:t>__________</w:t>
+            </w:r>
+          </w:p>
+        </w:tc>
+      </w:tr>
+      <w:tr>
+        <w:tc>
+          <w:tcPr>
+            <w:tcW w:type="dxa" w:w="4706"/>
+            <w:shd w:val="clear" w:color="auto" w:fill="FBF5EE"/>
+          </w:tcPr>
+          <w:p>
+            <w:pPr>
+              <w:spacing w:before="40" w:after="40" w:line="276" w:lineRule="auto"/>
+            </w:pPr>
+            <w:r>
+              <w:rPr>
+                <w:rFonts w:ascii="Jost" w:hAnsi="Jost" w:cs="Jost" w:eastAsia="Jost"/>
+                <w:b w:val="0"/>
+                <w:i w:val="0"/>
+                <w:color w:val="4A3A2C"/>
+                <w:sz w:val="17"/>
+              </w:rPr>
               <w:t>Entered in booking system</w:t>
             </w:r>
           </w:p>
